--- a/TS-Kramam/TS-1.6/TS 1.6 Sanskrit Krama Paatam Corrections.docx
+++ b/TS-Kramam/TS-1.6/TS 1.6 Sanskrit Krama Paatam Corrections.docx
@@ -178,6 +178,712 @@
       </w:tr>
       <w:tr>
         <w:trPr>
+          <w:trHeight w:val="1105"/>
+        </w:trPr>
+        <w:tc>
+          <w:tcPr>
+            <w:tcW w:w="3857" w:type="dxa"/>
+            <w:tcBorders>
+              <w:top w:val="single" w:sz="4" w:space="0" w:color="000000"/>
+              <w:left w:val="single" w:sz="4" w:space="0" w:color="000000"/>
+              <w:bottom w:val="single" w:sz="4" w:space="0" w:color="000000"/>
+              <w:right w:val="single" w:sz="4" w:space="0" w:color="000000"/>
+            </w:tcBorders>
+          </w:tcPr>
+          <w:p>
+            <w:pPr>
+              <w:widowControl w:val="0"/>
+              <w:tabs>
+                <w:tab w:val="left" w:pos="993"/>
+              </w:tabs>
+              <w:autoSpaceDE w:val="0"/>
+              <w:autoSpaceDN w:val="0"/>
+              <w:adjustRightInd w:val="0"/>
+              <w:spacing w:before="0" w:line="240" w:lineRule="auto"/>
+              <w:rPr>
+                <w:rFonts w:eastAsia="Times New Roman" w:cs="Arial"/>
+                <w:b/>
+                <w:sz w:val="32"/>
+                <w:szCs w:val="32"/>
+                <w:lang w:val="en-IN" w:eastAsia="en-IN" w:bidi="ml-IN"/>
+              </w:rPr>
+            </w:pPr>
+            <w:r>
+              <w:rPr>
+                <w:rFonts w:eastAsia="Times New Roman" w:cs="Arial"/>
+                <w:b/>
+                <w:sz w:val="32"/>
+                <w:szCs w:val="32"/>
+                <w:lang w:val="en-IN" w:eastAsia="en-IN" w:bidi="ml-IN"/>
+              </w:rPr>
+              <w:t>T.S.1.6.</w:t>
+            </w:r>
+            <w:r>
+              <w:rPr>
+                <w:rFonts w:eastAsia="Times New Roman" w:cs="Arial"/>
+                <w:b/>
+                <w:sz w:val="32"/>
+                <w:szCs w:val="32"/>
+                <w:lang w:val="en-IN" w:eastAsia="en-IN" w:bidi="ml-IN"/>
+              </w:rPr>
+              <w:t xml:space="preserve">3.1 </w:t>
+            </w:r>
+            <w:r>
+              <w:rPr>
+                <w:rFonts w:eastAsia="Times New Roman" w:cs="Arial"/>
+                <w:b/>
+                <w:sz w:val="32"/>
+                <w:szCs w:val="32"/>
+                <w:lang w:val="en-IN" w:eastAsia="en-IN" w:bidi="ml-IN"/>
+              </w:rPr>
+              <w:t>- Kramam</w:t>
+            </w:r>
+          </w:p>
+          <w:p>
+            <w:pPr>
+              <w:widowControl w:val="0"/>
+              <w:autoSpaceDE w:val="0"/>
+              <w:autoSpaceDN w:val="0"/>
+              <w:adjustRightInd w:val="0"/>
+              <w:spacing w:before="0" w:line="240" w:lineRule="auto"/>
+              <w:rPr>
+                <w:rFonts w:cs="Arial"/>
+                <w:b/>
+                <w:bCs/>
+                <w:sz w:val="28"/>
+                <w:szCs w:val="36"/>
+                <w:lang w:val="en-IN" w:bidi="ml-IN"/>
+              </w:rPr>
+            </w:pPr>
+            <w:r>
+              <w:rPr>
+                <w:rFonts w:cs="Arial"/>
+                <w:b/>
+                <w:bCs/>
+                <w:sz w:val="28"/>
+                <w:szCs w:val="36"/>
+                <w:lang w:val="en-IN" w:bidi="ml-IN"/>
+              </w:rPr>
+              <w:t>Krama Vaakyam No. 33</w:t>
+            </w:r>
+          </w:p>
+          <w:p>
+            <w:pPr>
+              <w:widowControl w:val="0"/>
+              <w:tabs>
+                <w:tab w:val="left" w:pos="993"/>
+              </w:tabs>
+              <w:autoSpaceDE w:val="0"/>
+              <w:autoSpaceDN w:val="0"/>
+              <w:adjustRightInd w:val="0"/>
+              <w:spacing w:before="0" w:line="240" w:lineRule="auto"/>
+              <w:rPr>
+                <w:rFonts w:eastAsia="Times New Roman" w:cs="Arial"/>
+                <w:b/>
+                <w:sz w:val="32"/>
+                <w:szCs w:val="32"/>
+                <w:lang w:val="it-IT" w:eastAsia="en-IN" w:bidi="ml-IN"/>
+              </w:rPr>
+            </w:pPr>
+            <w:r>
+              <w:rPr>
+                <w:rFonts w:cs="Arial"/>
+                <w:b/>
+                <w:bCs/>
+                <w:sz w:val="28"/>
+                <w:szCs w:val="36"/>
+                <w:lang w:val="it-IT" w:bidi="ml-IN"/>
+              </w:rPr>
+              <w:t>Panchaati No. 8</w:t>
+            </w:r>
+          </w:p>
+        </w:tc>
+        <w:tc>
+          <w:tcPr>
+            <w:tcW w:w="5196" w:type="dxa"/>
+            <w:tcBorders>
+              <w:top w:val="single" w:sz="4" w:space="0" w:color="000000"/>
+              <w:left w:val="single" w:sz="4" w:space="0" w:color="000000"/>
+              <w:bottom w:val="single" w:sz="4" w:space="0" w:color="000000"/>
+              <w:right w:val="single" w:sz="4" w:space="0" w:color="000000"/>
+            </w:tcBorders>
+          </w:tcPr>
+          <w:p>
+            <w:pPr>
+              <w:spacing w:before="0" w:line="240" w:lineRule="auto"/>
+              <w:rPr>
+                <w:rFonts w:ascii="BRH Malayalam Extra" w:hAnsi="BRH Malayalam Extra" w:cs="BRH Malayalam Extra"/>
+                <w:sz w:val="40"/>
+                <w:szCs w:val="40"/>
+                <w:lang w:val="it-IT"/>
+              </w:rPr>
+            </w:pPr>
+            <w:r>
+              <w:rPr>
+                <w:rFonts w:ascii="BRH Devanagari Extra" w:hAnsi="BRH Devanagari Extra" w:cs="BRH Devanagari Extra"/>
+                <w:sz w:val="40"/>
+                <w:szCs w:val="40"/>
+                <w:lang w:val="it-IT"/>
+              </w:rPr>
+              <w:t>zÉÏ</w:t>
+            </w:r>
+            <w:r>
+              <w:rPr>
+                <w:rFonts w:ascii="BRH Malayalam Extra" w:hAnsi="BRH Malayalam Extra" w:cs="BRH Devanagari Extra"/>
+                <w:b/>
+                <w:sz w:val="32"/>
+                <w:szCs w:val="40"/>
+                <w:lang w:val="it-IT"/>
+              </w:rPr>
+              <w:t>–</w:t>
+            </w:r>
+            <w:r>
+              <w:rPr>
+                <w:rFonts w:ascii="BRH Devanagari Extra" w:hAnsi="BRH Devanagari Extra" w:cs="BRH Devanagari Extra"/>
+                <w:sz w:val="40"/>
+                <w:szCs w:val="40"/>
+                <w:lang w:val="it-IT"/>
+              </w:rPr>
+              <w:t>Uç</w:t>
+            </w:r>
+            <w:r>
+              <w:rPr>
+                <w:rFonts w:ascii="BRH Malayalam Extra" w:hAnsi="BRH Malayalam Extra" w:cs="BRH Devanagari Extra"/>
+                <w:b/>
+                <w:sz w:val="32"/>
+                <w:szCs w:val="40"/>
+                <w:lang w:val="it-IT"/>
+              </w:rPr>
+              <w:t>–</w:t>
+            </w:r>
+            <w:r>
+              <w:rPr>
+                <w:rFonts w:ascii="BRH Devanagari Extra" w:hAnsi="BRH Devanagari Extra" w:cs="BRH Devanagari Extra"/>
+                <w:sz w:val="40"/>
+                <w:szCs w:val="40"/>
+                <w:lang w:val="it-IT"/>
+              </w:rPr>
+              <w:t>.wÉÉÍhÉþ qÉ×RèuÉqÉç | qÉ×</w:t>
+            </w:r>
+            <w:r>
+              <w:rPr>
+                <w:rFonts w:ascii="BRH Malayalam Extra" w:hAnsi="BRH Malayalam Extra" w:cs="BRH Devanagari Extra"/>
+                <w:b/>
+                <w:sz w:val="32"/>
+                <w:szCs w:val="40"/>
+                <w:lang w:val="it-IT"/>
+              </w:rPr>
+              <w:t>–</w:t>
+            </w:r>
+            <w:r>
+              <w:rPr>
+                <w:rFonts w:ascii="BRH Devanagari Extra" w:hAnsi="BRH Devanagari Extra" w:cs="BRH Devanagari Extra"/>
+                <w:sz w:val="40"/>
+                <w:szCs w:val="40"/>
+                <w:lang w:val="it-IT"/>
+              </w:rPr>
+              <w:t>RèuÉ</w:t>
+            </w:r>
+            <w:r>
+              <w:rPr>
+                <w:rFonts w:ascii="BRH Malayalam Extra" w:hAnsi="BRH Malayalam Extra" w:cs="BRH Devanagari Extra"/>
+                <w:b/>
+                <w:sz w:val="32"/>
+                <w:szCs w:val="40"/>
+                <w:lang w:val="it-IT"/>
+              </w:rPr>
+              <w:t>–</w:t>
+            </w:r>
+            <w:r>
+              <w:rPr>
+                <w:rFonts w:ascii="BRH Devanagari Extra" w:hAnsi="BRH Devanagari Extra" w:cs="BRH Devanagari Extra"/>
+                <w:sz w:val="40"/>
+                <w:szCs w:val="40"/>
+                <w:highlight w:val="yellow"/>
+                <w:lang w:val="it-IT"/>
+              </w:rPr>
+              <w:t>qÉ</w:t>
+            </w:r>
+            <w:r>
+              <w:rPr>
+                <w:rFonts w:ascii="BRH Devanagari Extra" w:hAnsi="BRH Devanagari Extra" w:cs="BRH Devanagari Extra"/>
+                <w:sz w:val="40"/>
+                <w:szCs w:val="40"/>
+                <w:lang w:val="it-IT"/>
+              </w:rPr>
+              <w:t>ÏQåûÿ |</w:t>
+            </w:r>
+          </w:p>
+        </w:tc>
+        <w:tc>
+          <w:tcPr>
+            <w:tcW w:w="5220" w:type="dxa"/>
+            <w:tcBorders>
+              <w:top w:val="single" w:sz="4" w:space="0" w:color="000000"/>
+              <w:left w:val="single" w:sz="4" w:space="0" w:color="000000"/>
+              <w:bottom w:val="single" w:sz="4" w:space="0" w:color="000000"/>
+              <w:right w:val="single" w:sz="4" w:space="0" w:color="000000"/>
+            </w:tcBorders>
+          </w:tcPr>
+          <w:p>
+            <w:pPr>
+              <w:widowControl w:val="0"/>
+              <w:autoSpaceDE w:val="0"/>
+              <w:autoSpaceDN w:val="0"/>
+              <w:adjustRightInd w:val="0"/>
+              <w:spacing w:before="0" w:line="264" w:lineRule="auto"/>
+              <w:rPr>
+                <w:rFonts w:ascii="BRH Malayalam Extra" w:hAnsi="BRH Malayalam Extra" w:cs="BRH Malayalam Extra"/>
+                <w:sz w:val="40"/>
+                <w:szCs w:val="40"/>
+                <w:lang w:val="it-IT"/>
+              </w:rPr>
+            </w:pPr>
+            <w:r>
+              <w:rPr>
+                <w:rFonts w:ascii="BRH Devanagari Extra" w:hAnsi="BRH Devanagari Extra" w:cs="BRH Devanagari Extra"/>
+                <w:sz w:val="40"/>
+                <w:szCs w:val="40"/>
+                <w:lang w:val="it-IT"/>
+              </w:rPr>
+              <w:t>zÉÏ</w:t>
+            </w:r>
+            <w:r>
+              <w:rPr>
+                <w:rFonts w:ascii="BRH Malayalam Extra" w:hAnsi="BRH Malayalam Extra" w:cs="BRH Devanagari Extra"/>
+                <w:b/>
+                <w:sz w:val="32"/>
+                <w:szCs w:val="40"/>
+                <w:lang w:val="it-IT"/>
+              </w:rPr>
+              <w:t>–</w:t>
+            </w:r>
+            <w:r>
+              <w:rPr>
+                <w:rFonts w:ascii="BRH Devanagari Extra" w:hAnsi="BRH Devanagari Extra" w:cs="BRH Devanagari Extra"/>
+                <w:sz w:val="40"/>
+                <w:szCs w:val="40"/>
+                <w:lang w:val="it-IT"/>
+              </w:rPr>
+              <w:t>Uç</w:t>
+            </w:r>
+            <w:r>
+              <w:rPr>
+                <w:rFonts w:ascii="BRH Malayalam Extra" w:hAnsi="BRH Malayalam Extra" w:cs="BRH Devanagari Extra"/>
+                <w:b/>
+                <w:sz w:val="32"/>
+                <w:szCs w:val="40"/>
+                <w:lang w:val="it-IT"/>
+              </w:rPr>
+              <w:t>–</w:t>
+            </w:r>
+            <w:r>
+              <w:rPr>
+                <w:rFonts w:ascii="BRH Devanagari Extra" w:hAnsi="BRH Devanagari Extra" w:cs="BRH Devanagari Extra"/>
+                <w:sz w:val="40"/>
+                <w:szCs w:val="40"/>
+                <w:lang w:val="it-IT"/>
+              </w:rPr>
+              <w:t>.wÉÉÍhÉþ qÉ×RèuÉqÉç | qÉ×</w:t>
+            </w:r>
+            <w:r>
+              <w:rPr>
+                <w:rFonts w:ascii="BRH Malayalam Extra" w:hAnsi="BRH Malayalam Extra" w:cs="BRH Devanagari Extra"/>
+                <w:b/>
+                <w:sz w:val="32"/>
+                <w:szCs w:val="40"/>
+                <w:lang w:val="it-IT"/>
+              </w:rPr>
+              <w:t>–</w:t>
+            </w:r>
+            <w:r>
+              <w:rPr>
+                <w:rFonts w:ascii="BRH Devanagari Extra" w:hAnsi="BRH Devanagari Extra" w:cs="BRH Devanagari Extra"/>
+                <w:sz w:val="40"/>
+                <w:szCs w:val="40"/>
+                <w:lang w:val="it-IT"/>
+              </w:rPr>
+              <w:t>RèuÉ</w:t>
+            </w:r>
+            <w:r>
+              <w:rPr>
+                <w:rFonts w:ascii="BRH Malayalam Extra" w:hAnsi="BRH Malayalam Extra" w:cs="BRH Devanagari Extra"/>
+                <w:b/>
+                <w:sz w:val="32"/>
+                <w:szCs w:val="40"/>
+                <w:lang w:val="it-IT"/>
+              </w:rPr>
+              <w:t>–</w:t>
+            </w:r>
+            <w:r>
+              <w:rPr>
+                <w:rFonts w:ascii="BRH Devanagari Extra" w:hAnsi="BRH Devanagari Extra" w:cs="BRH Devanagari Extra"/>
+                <w:sz w:val="40"/>
+                <w:szCs w:val="40"/>
+                <w:highlight w:val="green"/>
+                <w:lang w:val="it-IT"/>
+              </w:rPr>
+              <w:t>ÌqÉ</w:t>
+            </w:r>
+            <w:r>
+              <w:rPr>
+                <w:rFonts w:ascii="BRH Devanagari Extra" w:hAnsi="BRH Devanagari Extra" w:cs="BRH Devanagari Extra"/>
+                <w:sz w:val="40"/>
+                <w:szCs w:val="40"/>
+                <w:lang w:val="it-IT"/>
+              </w:rPr>
+              <w:t>Qåûÿ |</w:t>
+            </w:r>
+          </w:p>
+        </w:tc>
+      </w:tr>
+      <w:tr>
+        <w:trPr>
+          <w:trHeight w:val="680"/>
+        </w:trPr>
+        <w:tc>
+          <w:tcPr>
+            <w:tcW w:w="3857" w:type="dxa"/>
+            <w:tcBorders>
+              <w:top w:val="single" w:sz="4" w:space="0" w:color="000000"/>
+              <w:left w:val="single" w:sz="4" w:space="0" w:color="000000"/>
+              <w:bottom w:val="single" w:sz="4" w:space="0" w:color="000000"/>
+              <w:right w:val="single" w:sz="4" w:space="0" w:color="000000"/>
+            </w:tcBorders>
+          </w:tcPr>
+          <w:p>
+            <w:pPr>
+              <w:widowControl w:val="0"/>
+              <w:tabs>
+                <w:tab w:val="left" w:pos="993"/>
+              </w:tabs>
+              <w:autoSpaceDE w:val="0"/>
+              <w:autoSpaceDN w:val="0"/>
+              <w:adjustRightInd w:val="0"/>
+              <w:spacing w:before="0" w:line="240" w:lineRule="auto"/>
+              <w:rPr>
+                <w:rFonts w:eastAsia="Times New Roman" w:cs="Arial"/>
+                <w:b/>
+                <w:sz w:val="32"/>
+                <w:szCs w:val="32"/>
+                <w:lang w:val="en-IN" w:eastAsia="en-IN" w:bidi="ml-IN"/>
+              </w:rPr>
+            </w:pPr>
+            <w:r>
+              <w:rPr>
+                <w:rFonts w:eastAsia="Times New Roman" w:cs="Arial"/>
+                <w:b/>
+                <w:sz w:val="32"/>
+                <w:szCs w:val="32"/>
+                <w:lang w:val="en-IN" w:eastAsia="en-IN" w:bidi="ml-IN"/>
+              </w:rPr>
+              <w:t>T.S.1.6.</w:t>
+            </w:r>
+            <w:r>
+              <w:rPr>
+                <w:rFonts w:eastAsia="Times New Roman" w:cs="Arial"/>
+                <w:b/>
+                <w:sz w:val="32"/>
+                <w:szCs w:val="32"/>
+                <w:lang w:val="en-IN" w:eastAsia="en-IN" w:bidi="ml-IN"/>
+              </w:rPr>
+              <w:t xml:space="preserve">3.1 </w:t>
+            </w:r>
+            <w:r>
+              <w:rPr>
+                <w:rFonts w:eastAsia="Times New Roman" w:cs="Arial"/>
+                <w:b/>
+                <w:sz w:val="32"/>
+                <w:szCs w:val="32"/>
+                <w:lang w:val="en-IN" w:eastAsia="en-IN" w:bidi="ml-IN"/>
+              </w:rPr>
+              <w:t>- Kramam</w:t>
+            </w:r>
+          </w:p>
+          <w:p>
+            <w:pPr>
+              <w:widowControl w:val="0"/>
+              <w:autoSpaceDE w:val="0"/>
+              <w:autoSpaceDN w:val="0"/>
+              <w:adjustRightInd w:val="0"/>
+              <w:spacing w:before="0" w:line="240" w:lineRule="auto"/>
+              <w:rPr>
+                <w:rFonts w:cs="Arial"/>
+                <w:b/>
+                <w:bCs/>
+                <w:sz w:val="28"/>
+                <w:szCs w:val="36"/>
+                <w:lang w:val="en-IN" w:bidi="ml-IN"/>
+              </w:rPr>
+            </w:pPr>
+            <w:r>
+              <w:rPr>
+                <w:rFonts w:cs="Arial"/>
+                <w:b/>
+                <w:bCs/>
+                <w:sz w:val="28"/>
+                <w:szCs w:val="36"/>
+                <w:lang w:val="en-IN" w:bidi="ml-IN"/>
+              </w:rPr>
+              <w:t>Krama Vaakyam No. 53</w:t>
+            </w:r>
+          </w:p>
+          <w:p>
+            <w:pPr>
+              <w:widowControl w:val="0"/>
+              <w:tabs>
+                <w:tab w:val="left" w:pos="993"/>
+              </w:tabs>
+              <w:autoSpaceDE w:val="0"/>
+              <w:autoSpaceDN w:val="0"/>
+              <w:adjustRightInd w:val="0"/>
+              <w:spacing w:before="0" w:line="240" w:lineRule="auto"/>
+              <w:rPr>
+                <w:rFonts w:eastAsia="Times New Roman" w:cs="Arial"/>
+                <w:b/>
+                <w:sz w:val="32"/>
+                <w:szCs w:val="32"/>
+                <w:lang w:val="it-IT" w:eastAsia="en-IN" w:bidi="ml-IN"/>
+              </w:rPr>
+            </w:pPr>
+            <w:r>
+              <w:rPr>
+                <w:rFonts w:cs="Arial"/>
+                <w:b/>
+                <w:bCs/>
+                <w:sz w:val="28"/>
+                <w:szCs w:val="36"/>
+                <w:lang w:val="it-IT" w:bidi="ml-IN"/>
+              </w:rPr>
+              <w:t>Panchaati No. 8</w:t>
+            </w:r>
+          </w:p>
+        </w:tc>
+        <w:tc>
+          <w:tcPr>
+            <w:tcW w:w="5196" w:type="dxa"/>
+            <w:tcBorders>
+              <w:top w:val="single" w:sz="4" w:space="0" w:color="000000"/>
+              <w:left w:val="single" w:sz="4" w:space="0" w:color="000000"/>
+              <w:bottom w:val="single" w:sz="4" w:space="0" w:color="000000"/>
+              <w:right w:val="single" w:sz="4" w:space="0" w:color="000000"/>
+            </w:tcBorders>
+          </w:tcPr>
+          <w:p>
+            <w:pPr>
+              <w:widowControl w:val="0"/>
+              <w:autoSpaceDE w:val="0"/>
+              <w:autoSpaceDN w:val="0"/>
+              <w:adjustRightInd w:val="0"/>
+              <w:spacing w:line="252" w:lineRule="auto"/>
+              <w:rPr>
+                <w:rFonts w:ascii="BRH Malayalam Extra" w:hAnsi="BRH Malayalam Extra" w:cs="BRH Malayalam Extra"/>
+                <w:sz w:val="40"/>
+                <w:szCs w:val="40"/>
+                <w:lang w:val="it-IT"/>
+              </w:rPr>
+            </w:pPr>
+            <w:r>
+              <w:rPr>
+                <w:rFonts w:ascii="BRH Devanagari Extra" w:hAnsi="BRH Devanagari Extra" w:cs="BRH Devanagari Extra"/>
+                <w:sz w:val="40"/>
+                <w:szCs w:val="40"/>
+                <w:lang w:val="it-IT"/>
+              </w:rPr>
+              <w:t>A</w:t>
+            </w:r>
+            <w:r>
+              <w:rPr>
+                <w:rFonts w:ascii="BRH Malayalam Extra" w:hAnsi="BRH Malayalam Extra" w:cs="BRH Devanagari Extra"/>
+                <w:b/>
+                <w:sz w:val="32"/>
+                <w:szCs w:val="40"/>
+                <w:lang w:val="it-IT"/>
+              </w:rPr>
+              <w:t>–</w:t>
+            </w:r>
+            <w:r>
+              <w:rPr>
+                <w:rFonts w:ascii="BRH Devanagari Extra" w:hAnsi="BRH Devanagari Extra" w:cs="BRH Devanagari Extra"/>
+                <w:sz w:val="40"/>
+                <w:szCs w:val="40"/>
+                <w:lang w:val="it-IT"/>
+              </w:rPr>
+              <w:t>zÉÏ</w:t>
+            </w:r>
+            <w:r>
+              <w:rPr>
+                <w:rFonts w:ascii="BRH Malayalam Extra" w:hAnsi="BRH Malayalam Extra" w:cs="BRH Devanagari Extra"/>
+                <w:b/>
+                <w:sz w:val="32"/>
+                <w:szCs w:val="40"/>
+                <w:lang w:val="it-IT"/>
+              </w:rPr>
+              <w:t>–</w:t>
+            </w:r>
+            <w:r>
+              <w:rPr>
+                <w:rFonts w:ascii="BRH Devanagari Extra" w:hAnsi="BRH Devanagari Extra" w:cs="BRH Devanagari Extra"/>
+                <w:sz w:val="40"/>
+                <w:szCs w:val="40"/>
+                <w:lang w:val="it-IT"/>
+              </w:rPr>
+              <w:t>rÉÉåmÉþWÕûiÉå | EmÉþ</w:t>
+            </w:r>
+            <w:r>
+              <w:rPr>
+                <w:rFonts w:ascii="BRH Devanagari Extra" w:hAnsi="BRH Devanagari Extra" w:cs="BRH Devanagari Extra"/>
+                <w:sz w:val="40"/>
+                <w:szCs w:val="40"/>
+                <w:highlight w:val="yellow"/>
+                <w:lang w:val="it-IT"/>
+              </w:rPr>
+              <w:t>WûÉ</w:t>
+            </w:r>
+            <w:r>
+              <w:rPr>
+                <w:rFonts w:ascii="BRH Devanagari Extra" w:hAnsi="BRH Devanagari Extra" w:cs="BRH Devanagari Extra"/>
+                <w:sz w:val="40"/>
+                <w:szCs w:val="40"/>
+                <w:lang w:val="it-IT"/>
+              </w:rPr>
+              <w:t>åiÉ EmÉWû</w:t>
+            </w:r>
+            <w:r>
+              <w:rPr>
+                <w:rFonts w:ascii="BRH Malayalam Extra" w:hAnsi="BRH Malayalam Extra" w:cs="BRH Devanagari Extra"/>
+                <w:b/>
+                <w:sz w:val="32"/>
+                <w:szCs w:val="40"/>
+                <w:lang w:val="it-IT"/>
+              </w:rPr>
+              <w:t>–</w:t>
+            </w:r>
+            <w:r>
+              <w:rPr>
+                <w:rFonts w:ascii="BRH Devanagari Extra" w:hAnsi="BRH Devanagari Extra" w:cs="BRH Devanagari Extra"/>
+                <w:sz w:val="40"/>
+                <w:szCs w:val="40"/>
+                <w:lang w:val="it-IT"/>
+              </w:rPr>
+              <w:t>uÉqÉç |</w:t>
+            </w:r>
+          </w:p>
+        </w:tc>
+        <w:tc>
+          <w:tcPr>
+            <w:tcW w:w="5220" w:type="dxa"/>
+            <w:tcBorders>
+              <w:top w:val="single" w:sz="4" w:space="0" w:color="000000"/>
+              <w:left w:val="single" w:sz="4" w:space="0" w:color="000000"/>
+              <w:bottom w:val="single" w:sz="4" w:space="0" w:color="000000"/>
+              <w:right w:val="single" w:sz="4" w:space="0" w:color="000000"/>
+            </w:tcBorders>
+          </w:tcPr>
+          <w:p>
+            <w:pPr>
+              <w:widowControl w:val="0"/>
+              <w:autoSpaceDE w:val="0"/>
+              <w:autoSpaceDN w:val="0"/>
+              <w:adjustRightInd w:val="0"/>
+              <w:spacing w:line="252" w:lineRule="auto"/>
+              <w:rPr>
+                <w:rFonts w:ascii="BRH Malayalam Extra" w:hAnsi="BRH Malayalam Extra" w:cs="BRH Malayalam Extra"/>
+                <w:sz w:val="40"/>
+                <w:szCs w:val="40"/>
+                <w:lang w:val="it-IT"/>
+              </w:rPr>
+            </w:pPr>
+            <w:r>
+              <w:rPr>
+                <w:rFonts w:ascii="BRH Devanagari Extra" w:hAnsi="BRH Devanagari Extra" w:cs="BRH Devanagari Extra"/>
+                <w:sz w:val="40"/>
+                <w:szCs w:val="40"/>
+                <w:lang w:val="it-IT"/>
+              </w:rPr>
+              <w:t>A</w:t>
+            </w:r>
+            <w:r>
+              <w:rPr>
+                <w:rFonts w:ascii="BRH Malayalam Extra" w:hAnsi="BRH Malayalam Extra" w:cs="BRH Devanagari Extra"/>
+                <w:b/>
+                <w:sz w:val="32"/>
+                <w:szCs w:val="40"/>
+                <w:lang w:val="it-IT"/>
+              </w:rPr>
+              <w:t>–</w:t>
+            </w:r>
+            <w:r>
+              <w:rPr>
+                <w:rFonts w:ascii="BRH Devanagari Extra" w:hAnsi="BRH Devanagari Extra" w:cs="BRH Devanagari Extra"/>
+                <w:sz w:val="40"/>
+                <w:szCs w:val="40"/>
+                <w:lang w:val="it-IT"/>
+              </w:rPr>
+              <w:t>zÉÏ</w:t>
+            </w:r>
+            <w:r>
+              <w:rPr>
+                <w:rFonts w:ascii="BRH Malayalam Extra" w:hAnsi="BRH Malayalam Extra" w:cs="BRH Devanagari Extra"/>
+                <w:b/>
+                <w:sz w:val="32"/>
+                <w:szCs w:val="40"/>
+                <w:lang w:val="it-IT"/>
+              </w:rPr>
+              <w:t>–</w:t>
+            </w:r>
+            <w:r>
+              <w:rPr>
+                <w:rFonts w:ascii="BRH Devanagari Extra" w:hAnsi="BRH Devanagari Extra" w:cs="BRH Devanagari Extra"/>
+                <w:sz w:val="40"/>
+                <w:szCs w:val="40"/>
+                <w:lang w:val="it-IT"/>
+              </w:rPr>
+              <w:t>rÉÉåmÉþWÕûiÉå | EmÉþ</w:t>
+            </w:r>
+            <w:r>
+              <w:rPr>
+                <w:rFonts w:ascii="BRH Devanagari Extra" w:hAnsi="BRH Devanagari Extra" w:cs="BRH Devanagari Extra"/>
+                <w:sz w:val="40"/>
+                <w:szCs w:val="40"/>
+                <w:highlight w:val="green"/>
+                <w:lang w:val="it-IT"/>
+              </w:rPr>
+              <w:t>W</w:t>
+            </w:r>
+            <w:r>
+              <w:rPr>
+                <w:rFonts w:ascii="BRH Devanagari Extra" w:hAnsi="BRH Devanagari Extra" w:cs="BRH Devanagari Extra"/>
+                <w:sz w:val="40"/>
+                <w:szCs w:val="40"/>
+                <w:lang w:val="it-IT"/>
+              </w:rPr>
+              <w:t>ÕûiÉ EmÉWû</w:t>
+            </w:r>
+            <w:r>
+              <w:rPr>
+                <w:rFonts w:ascii="BRH Malayalam Extra" w:hAnsi="BRH Malayalam Extra" w:cs="BRH Devanagari Extra"/>
+                <w:b/>
+                <w:sz w:val="32"/>
+                <w:szCs w:val="40"/>
+                <w:lang w:val="it-IT"/>
+              </w:rPr>
+              <w:t>–</w:t>
+            </w:r>
+            <w:r>
+              <w:rPr>
+                <w:rFonts w:ascii="BRH Devanagari Extra" w:hAnsi="BRH Devanagari Extra" w:cs="BRH Devanagari Extra"/>
+                <w:sz w:val="40"/>
+                <w:szCs w:val="40"/>
+                <w:lang w:val="it-IT"/>
+              </w:rPr>
+              <w:t>uÉqÉç |</w:t>
+            </w:r>
+          </w:p>
+        </w:tc>
+      </w:tr>
+      <w:tr>
+        <w:trPr>
           <w:trHeight w:val="680"/>
         </w:trPr>
         <w:tc>
@@ -744,18 +1450,6 @@
         </w:rPr>
         <w:t>===============</w:t>
       </w:r>
-    </w:p>
-    <w:p>
-      <w:pPr>
-        <w:jc w:val="center"/>
-        <w:rPr>
-          <w:b/>
-          <w:bCs/>
-          <w:sz w:val="32"/>
-          <w:szCs w:val="32"/>
-          <w:u w:val="single"/>
-        </w:rPr>
-      </w:pPr>
     </w:p>
     <w:p>
       <w:pPr>
@@ -1409,6 +2103,7 @@
                 <w:szCs w:val="32"/>
                 <w:lang w:val="en-IN" w:eastAsia="en-IN" w:bidi="ml-IN"/>
               </w:rPr>
+              <w:lastRenderedPageBreak/>
               <w:t xml:space="preserve">Panchaati No. </w:t>
             </w:r>
             <w:r>
@@ -1448,6 +2143,7 @@
                 <w:sz w:val="40"/>
                 <w:szCs w:val="40"/>
               </w:rPr>
+              <w:lastRenderedPageBreak/>
               <w:t>Wû</w:t>
             </w:r>
             <w:r>
@@ -1695,7 +2391,6 @@
           <w:szCs w:val="32"/>
           <w:u w:val="single"/>
         </w:rPr>
-        <w:lastRenderedPageBreak/>
         <w:t xml:space="preserve">TS Krama Paatam – TS 1.6 Sanskrit Corrections – Observed till </w:t>
       </w:r>
       <w:r>
@@ -3129,6 +3824,30 @@
           <w:u w:val="single"/>
         </w:rPr>
       </w:pPr>
+    </w:p>
+    <w:p>
+      <w:pPr>
+        <w:jc w:val="center"/>
+        <w:rPr>
+          <w:b/>
+          <w:bCs/>
+          <w:sz w:val="32"/>
+          <w:szCs w:val="32"/>
+          <w:u w:val="single"/>
+        </w:rPr>
+      </w:pPr>
+    </w:p>
+    <w:p>
+      <w:pPr>
+        <w:jc w:val="center"/>
+        <w:rPr>
+          <w:b/>
+          <w:bCs/>
+          <w:sz w:val="32"/>
+          <w:szCs w:val="32"/>
+          <w:u w:val="single"/>
+        </w:rPr>
+      </w:pPr>
       <w:r>
         <w:rPr>
           <w:b/>
@@ -3137,6 +3856,7 @@
           <w:szCs w:val="32"/>
           <w:u w:val="single"/>
         </w:rPr>
+        <w:lastRenderedPageBreak/>
         <w:t xml:space="preserve">TS </w:t>
       </w:r>
       <w:r>
@@ -3736,7 +4456,6 @@
                 <w:szCs w:val="32"/>
                 <w:lang w:val="en-IN" w:eastAsia="en-IN" w:bidi="ml-IN"/>
               </w:rPr>
-              <w:lastRenderedPageBreak/>
               <w:t>T.S.1.6.10.2 - Kramam</w:t>
             </w:r>
           </w:p>
@@ -4965,6 +5684,7 @@
           <w:szCs w:val="32"/>
           <w:u w:val="single"/>
         </w:rPr>
+        <w:lastRenderedPageBreak/>
         <w:t xml:space="preserve">TS </w:t>
       </w:r>
       <w:r>
@@ -5464,7 +6184,6 @@
                 <w:szCs w:val="32"/>
                 <w:lang w:val="en-IN" w:eastAsia="en-IN" w:bidi="ml-IN"/>
               </w:rPr>
-              <w:lastRenderedPageBreak/>
               <w:t>T.S.1.6.2.2</w:t>
             </w:r>
             <w:r>
@@ -6975,6 +7694,7 @@
                 <w:szCs w:val="32"/>
                 <w:lang w:val="en-IN" w:eastAsia="en-IN" w:bidi="ml-IN"/>
               </w:rPr>
+              <w:lastRenderedPageBreak/>
               <w:t>T.S.1.6.9.3</w:t>
             </w:r>
             <w:r>
@@ -7629,7 +8349,6 @@
                 <w:sz w:val="40"/>
                 <w:szCs w:val="40"/>
               </w:rPr>
-              <w:lastRenderedPageBreak/>
               <w:t>iÉålÉæ</w:t>
             </w:r>
             <w:r>
@@ -7707,7 +8426,6 @@
                 <w:sz w:val="40"/>
                 <w:szCs w:val="40"/>
               </w:rPr>
-              <w:lastRenderedPageBreak/>
               <w:t>A</w:t>
             </w:r>
             <w:r>
@@ -7785,7 +8503,6 @@
                 <w:sz w:val="40"/>
                 <w:szCs w:val="40"/>
               </w:rPr>
-              <w:lastRenderedPageBreak/>
               <w:t>iÉålÉæ</w:t>
             </w:r>
             <w:r>
@@ -7934,7 +8651,6 @@
           <w:szCs w:val="32"/>
           <w:u w:val="single"/>
         </w:rPr>
-        <w:lastRenderedPageBreak/>
         <w:t>==================================</w:t>
       </w:r>
     </w:p>
@@ -8497,7 +9213,18 @@
                 <w:szCs w:val="32"/>
                 <w:lang w:bidi="ml-IN"/>
               </w:rPr>
-              <w:t xml:space="preserve"> Kramam</w:t>
+              <w:t xml:space="preserve"> </w:t>
+            </w:r>
+            <w:r>
+              <w:rPr>
+                <w:rFonts w:cs="Arial"/>
+                <w:color w:val="000000"/>
+                <w:sz w:val="32"/>
+                <w:szCs w:val="32"/>
+                <w:lang w:bidi="ml-IN"/>
+              </w:rPr>
+              <w:lastRenderedPageBreak/>
+              <w:t>Kramam</w:t>
             </w:r>
           </w:p>
           <w:p>
@@ -8581,6 +9308,7 @@
                 <w:sz w:val="40"/>
                 <w:szCs w:val="40"/>
               </w:rPr>
+              <w:lastRenderedPageBreak/>
               <w:t>rÉ</w:t>
             </w:r>
             <w:r>
@@ -8620,6 +9348,7 @@
                 <w:sz w:val="40"/>
                 <w:szCs w:val="40"/>
               </w:rPr>
+              <w:lastRenderedPageBreak/>
               <w:t>ÌiÉ</w:t>
             </w:r>
             <w:r>
@@ -8710,6 +9439,7 @@
                 <w:sz w:val="40"/>
                 <w:szCs w:val="40"/>
               </w:rPr>
+              <w:lastRenderedPageBreak/>
               <w:t>rÉ</w:t>
             </w:r>
             <w:r>
@@ -8753,6 +9483,7 @@
                 <w:sz w:val="40"/>
                 <w:szCs w:val="40"/>
               </w:rPr>
+              <w:lastRenderedPageBreak/>
               <w:t>ÌiÉ</w:t>
             </w:r>
             <w:r>
@@ -8821,6 +9552,7 @@
           <w:b/>
           <w:sz w:val="32"/>
         </w:rPr>
+        <w:lastRenderedPageBreak/>
         <w:t>===================================</w:t>
       </w:r>
     </w:p>

--- a/TS-Kramam/TS-1.6/TS 1.6 Sanskrit Krama Paatam Corrections.docx
+++ b/TS-Kramam/TS-1.6/TS 1.6 Sanskrit Krama Paatam Corrections.docx
@@ -878,6 +878,482 @@
                 <w:lang w:val="it-IT"/>
               </w:rPr>
               <w:t>uÉqÉç |</w:t>
+            </w:r>
+          </w:p>
+        </w:tc>
+      </w:tr>
+      <w:tr>
+        <w:trPr>
+          <w:trHeight w:val="1661"/>
+        </w:trPr>
+        <w:tc>
+          <w:tcPr>
+            <w:tcW w:w="3857" w:type="dxa"/>
+            <w:tcBorders>
+              <w:top w:val="single" w:sz="4" w:space="0" w:color="000000"/>
+              <w:left w:val="single" w:sz="4" w:space="0" w:color="000000"/>
+              <w:bottom w:val="single" w:sz="4" w:space="0" w:color="000000"/>
+              <w:right w:val="single" w:sz="4" w:space="0" w:color="000000"/>
+            </w:tcBorders>
+          </w:tcPr>
+          <w:p>
+            <w:pPr>
+              <w:widowControl w:val="0"/>
+              <w:tabs>
+                <w:tab w:val="left" w:pos="993"/>
+              </w:tabs>
+              <w:autoSpaceDE w:val="0"/>
+              <w:autoSpaceDN w:val="0"/>
+              <w:adjustRightInd w:val="0"/>
+              <w:spacing w:before="0" w:line="240" w:lineRule="auto"/>
+              <w:rPr>
+                <w:rFonts w:eastAsia="Times New Roman" w:cs="Arial"/>
+                <w:b/>
+                <w:sz w:val="32"/>
+                <w:szCs w:val="32"/>
+                <w:lang w:val="en-IN" w:eastAsia="en-IN" w:bidi="ml-IN"/>
+              </w:rPr>
+            </w:pPr>
+            <w:r>
+              <w:rPr>
+                <w:rFonts w:eastAsia="Times New Roman" w:cs="Arial"/>
+                <w:b/>
+                <w:sz w:val="32"/>
+                <w:szCs w:val="32"/>
+                <w:lang w:val="en-IN" w:eastAsia="en-IN" w:bidi="ml-IN"/>
+              </w:rPr>
+              <w:t>T.S.1.6.</w:t>
+            </w:r>
+            <w:r>
+              <w:rPr>
+                <w:rFonts w:eastAsia="Times New Roman" w:cs="Arial"/>
+                <w:b/>
+                <w:sz w:val="32"/>
+                <w:szCs w:val="32"/>
+                <w:lang w:val="en-IN" w:eastAsia="en-IN" w:bidi="ml-IN"/>
+              </w:rPr>
+              <w:t>11.</w:t>
+            </w:r>
+            <w:r>
+              <w:rPr>
+                <w:rFonts w:eastAsia="Times New Roman" w:cs="Arial"/>
+                <w:b/>
+                <w:sz w:val="32"/>
+                <w:szCs w:val="32"/>
+                <w:lang w:val="en-IN" w:eastAsia="en-IN" w:bidi="ml-IN"/>
+              </w:rPr>
+              <w:t>7</w:t>
+            </w:r>
+            <w:r>
+              <w:rPr>
+                <w:rFonts w:eastAsia="Times New Roman" w:cs="Arial"/>
+                <w:b/>
+                <w:sz w:val="32"/>
+                <w:szCs w:val="32"/>
+                <w:lang w:val="en-IN" w:eastAsia="en-IN" w:bidi="ml-IN"/>
+              </w:rPr>
+              <w:t xml:space="preserve"> </w:t>
+            </w:r>
+            <w:r>
+              <w:rPr>
+                <w:rFonts w:eastAsia="Times New Roman" w:cs="Arial"/>
+                <w:b/>
+                <w:sz w:val="32"/>
+                <w:szCs w:val="32"/>
+                <w:lang w:val="en-IN" w:eastAsia="en-IN" w:bidi="ml-IN"/>
+              </w:rPr>
+              <w:t>- Kramam</w:t>
+            </w:r>
+          </w:p>
+          <w:p>
+            <w:pPr>
+              <w:widowControl w:val="0"/>
+              <w:autoSpaceDE w:val="0"/>
+              <w:autoSpaceDN w:val="0"/>
+              <w:adjustRightInd w:val="0"/>
+              <w:spacing w:before="0" w:line="240" w:lineRule="auto"/>
+              <w:rPr>
+                <w:rFonts w:cs="Arial"/>
+                <w:b/>
+                <w:bCs/>
+                <w:sz w:val="28"/>
+                <w:szCs w:val="36"/>
+                <w:lang w:val="it-IT" w:bidi="ml-IN"/>
+              </w:rPr>
+            </w:pPr>
+            <w:r>
+              <w:rPr>
+                <w:rFonts w:cs="Arial"/>
+                <w:b/>
+                <w:bCs/>
+                <w:sz w:val="28"/>
+                <w:szCs w:val="36"/>
+                <w:lang w:val="it-IT" w:bidi="ml-IN"/>
+              </w:rPr>
+              <w:t xml:space="preserve">Krama Vaakyam No. </w:t>
+            </w:r>
+            <w:r>
+              <w:rPr>
+                <w:rFonts w:cs="Arial"/>
+                <w:b/>
+                <w:bCs/>
+                <w:sz w:val="28"/>
+                <w:szCs w:val="36"/>
+                <w:lang w:val="it-IT" w:bidi="ml-IN"/>
+              </w:rPr>
+              <w:t>1</w:t>
+            </w:r>
+            <w:r>
+              <w:rPr>
+                <w:rFonts w:cs="Arial"/>
+                <w:b/>
+                <w:bCs/>
+                <w:sz w:val="28"/>
+                <w:szCs w:val="36"/>
+                <w:lang w:val="it-IT" w:bidi="ml-IN"/>
+              </w:rPr>
+              <w:t>6</w:t>
+            </w:r>
+          </w:p>
+          <w:p>
+            <w:pPr>
+              <w:widowControl w:val="0"/>
+              <w:tabs>
+                <w:tab w:val="left" w:pos="993"/>
+              </w:tabs>
+              <w:autoSpaceDE w:val="0"/>
+              <w:autoSpaceDN w:val="0"/>
+              <w:adjustRightInd w:val="0"/>
+              <w:spacing w:before="0" w:line="240" w:lineRule="auto"/>
+              <w:rPr>
+                <w:rFonts w:eastAsia="Times New Roman" w:cs="Arial"/>
+                <w:b/>
+                <w:sz w:val="32"/>
+                <w:szCs w:val="32"/>
+                <w:lang w:val="it-IT" w:eastAsia="en-IN" w:bidi="ml-IN"/>
+              </w:rPr>
+            </w:pPr>
+            <w:r>
+              <w:rPr>
+                <w:rFonts w:cs="Arial"/>
+                <w:b/>
+                <w:bCs/>
+                <w:sz w:val="28"/>
+                <w:szCs w:val="36"/>
+                <w:lang w:val="it-IT" w:bidi="ml-IN"/>
+              </w:rPr>
+              <w:t>Panchaati No. 4</w:t>
+            </w:r>
+            <w:r>
+              <w:rPr>
+                <w:rFonts w:cs="Arial"/>
+                <w:b/>
+                <w:bCs/>
+                <w:sz w:val="28"/>
+                <w:szCs w:val="36"/>
+                <w:lang w:val="it-IT" w:bidi="ml-IN"/>
+              </w:rPr>
+              <w:t>5</w:t>
+            </w:r>
+          </w:p>
+        </w:tc>
+        <w:tc>
+          <w:tcPr>
+            <w:tcW w:w="5196" w:type="dxa"/>
+            <w:tcBorders>
+              <w:top w:val="single" w:sz="4" w:space="0" w:color="000000"/>
+              <w:left w:val="single" w:sz="4" w:space="0" w:color="000000"/>
+              <w:bottom w:val="single" w:sz="4" w:space="0" w:color="000000"/>
+              <w:right w:val="single" w:sz="4" w:space="0" w:color="000000"/>
+            </w:tcBorders>
+          </w:tcPr>
+          <w:p>
+            <w:pPr>
+              <w:spacing w:before="0" w:line="240" w:lineRule="auto"/>
+              <w:rPr>
+                <w:rFonts w:ascii="BRH Devanagari Extra" w:hAnsi="BRH Devanagari Extra" w:cs="BRH Devanagari Extra"/>
+                <w:sz w:val="40"/>
+                <w:szCs w:val="40"/>
+                <w:lang w:val="it-IT"/>
+              </w:rPr>
+            </w:pPr>
+            <w:r>
+              <w:rPr>
+                <w:rFonts w:ascii="BRH Devanagari Extra" w:hAnsi="BRH Devanagari Extra" w:cs="BRH Devanagari Extra"/>
+                <w:sz w:val="40"/>
+                <w:szCs w:val="40"/>
+                <w:lang w:val="it-IT"/>
+              </w:rPr>
+              <w:t>eÉå</w:t>
+            </w:r>
+            <w:r>
+              <w:rPr>
+                <w:rFonts w:ascii="BRH Malayalam Extra" w:hAnsi="BRH Malayalam Extra" w:cs="BRH Devanagari Extra"/>
+                <w:b/>
+                <w:sz w:val="32"/>
+                <w:szCs w:val="40"/>
+                <w:lang w:val="it-IT"/>
+              </w:rPr>
+              <w:t>–</w:t>
+            </w:r>
+            <w:r>
+              <w:rPr>
+                <w:rFonts w:ascii="BRH Devanagari Extra" w:hAnsi="BRH Devanagari Extra" w:cs="BRH Devanagari Extra"/>
+                <w:sz w:val="40"/>
+                <w:szCs w:val="40"/>
+                <w:lang w:val="it-IT"/>
+              </w:rPr>
+              <w:t>qÉÉlÉþqÉç qÉÌWû</w:t>
+            </w:r>
+            <w:r>
+              <w:rPr>
+                <w:rFonts w:ascii="BRH Malayalam Extra" w:hAnsi="BRH Malayalam Extra" w:cs="BRH Devanagari Extra"/>
+                <w:b/>
+                <w:sz w:val="32"/>
+                <w:szCs w:val="40"/>
+                <w:lang w:val="it-IT"/>
+              </w:rPr>
+              <w:t>–</w:t>
+            </w:r>
+            <w:r>
+              <w:rPr>
+                <w:rFonts w:ascii="BRH Devanagari Extra" w:hAnsi="BRH Devanagari Extra" w:cs="BRH Devanagari Extra"/>
+                <w:sz w:val="40"/>
+                <w:szCs w:val="40"/>
+                <w:lang w:val="it-IT"/>
+              </w:rPr>
+              <w:t>qÉÉ</w:t>
+            </w:r>
+            <w:r>
+              <w:rPr>
+                <w:rFonts w:ascii="BRH Devanagari Extra" w:hAnsi="BRH Devanagari Extra" w:cs="BRH Devanagari Extra"/>
+                <w:sz w:val="40"/>
+                <w:szCs w:val="40"/>
+                <w:highlight w:val="yellow"/>
+                <w:lang w:val="it-IT"/>
+              </w:rPr>
+              <w:t>lÉ</w:t>
+            </w:r>
+            <w:r>
+              <w:rPr>
+                <w:rFonts w:ascii="BRH Devanagari Extra" w:hAnsi="BRH Devanagari Extra" w:cs="BRH Devanagari Extra"/>
+                <w:sz w:val="40"/>
+                <w:szCs w:val="40"/>
+                <w:lang w:val="it-IT"/>
+              </w:rPr>
+              <w:t xml:space="preserve">þqÉç | </w:t>
+            </w:r>
+          </w:p>
+          <w:p>
+            <w:pPr>
+              <w:spacing w:before="0" w:line="240" w:lineRule="auto"/>
+              <w:rPr>
+                <w:rFonts w:ascii="BRH Devanagari Extra" w:hAnsi="BRH Devanagari Extra" w:cs="BRH Devanagari Extra"/>
+                <w:sz w:val="40"/>
+                <w:szCs w:val="40"/>
+                <w:lang w:val="it-IT"/>
+              </w:rPr>
+            </w:pPr>
+            <w:r>
+              <w:rPr>
+                <w:rFonts w:ascii="BRH Devanagari Extra" w:hAnsi="BRH Devanagari Extra" w:cs="BRH Devanagari Extra"/>
+                <w:sz w:val="40"/>
+                <w:szCs w:val="40"/>
+                <w:lang w:val="it-IT"/>
+              </w:rPr>
+              <w:t>qÉ</w:t>
+            </w:r>
+            <w:r>
+              <w:rPr>
+                <w:rFonts w:ascii="BRH Malayalam Extra" w:hAnsi="BRH Malayalam Extra" w:cs="BRH Devanagari Extra"/>
+                <w:b/>
+                <w:sz w:val="32"/>
+                <w:szCs w:val="40"/>
+                <w:lang w:val="it-IT"/>
+              </w:rPr>
+              <w:t>–</w:t>
+            </w:r>
+            <w:r>
+              <w:rPr>
+                <w:rFonts w:ascii="BRH Devanagari Extra" w:hAnsi="BRH Devanagari Extra" w:cs="BRH Devanagari Extra"/>
+                <w:sz w:val="40"/>
+                <w:szCs w:val="40"/>
+                <w:lang w:val="it-IT"/>
+              </w:rPr>
+              <w:t>ÌWû</w:t>
+            </w:r>
+            <w:r>
+              <w:rPr>
+                <w:rFonts w:ascii="BRH Malayalam Extra" w:hAnsi="BRH Malayalam Extra" w:cs="BRH Devanagari Extra"/>
+                <w:b/>
+                <w:sz w:val="32"/>
+                <w:szCs w:val="40"/>
+                <w:lang w:val="it-IT"/>
+              </w:rPr>
+              <w:t>–</w:t>
+            </w:r>
+            <w:r>
+              <w:rPr>
+                <w:rFonts w:ascii="BRH Devanagari Extra" w:hAnsi="BRH Devanagari Extra" w:cs="BRH Devanagari Extra"/>
+                <w:sz w:val="40"/>
+                <w:szCs w:val="40"/>
+                <w:lang w:val="it-IT"/>
+              </w:rPr>
+              <w:t>qÉÉlÉþqÉç aÉqÉårÉqÉç |</w:t>
+            </w:r>
+          </w:p>
+        </w:tc>
+        <w:tc>
+          <w:tcPr>
+            <w:tcW w:w="5220" w:type="dxa"/>
+            <w:tcBorders>
+              <w:top w:val="single" w:sz="4" w:space="0" w:color="000000"/>
+              <w:left w:val="single" w:sz="4" w:space="0" w:color="000000"/>
+              <w:bottom w:val="single" w:sz="4" w:space="0" w:color="000000"/>
+              <w:right w:val="single" w:sz="4" w:space="0" w:color="000000"/>
+            </w:tcBorders>
+          </w:tcPr>
+          <w:p>
+            <w:pPr>
+              <w:widowControl w:val="0"/>
+              <w:autoSpaceDE w:val="0"/>
+              <w:autoSpaceDN w:val="0"/>
+              <w:adjustRightInd w:val="0"/>
+              <w:spacing w:before="0" w:line="240" w:lineRule="auto"/>
+              <w:rPr>
+                <w:rFonts w:ascii="BRH Devanagari Extra" w:hAnsi="BRH Devanagari Extra" w:cs="BRH Devanagari Extra"/>
+                <w:sz w:val="40"/>
+                <w:szCs w:val="40"/>
+                <w:lang w:val="it-IT"/>
+              </w:rPr>
+            </w:pPr>
+            <w:r>
+              <w:rPr>
+                <w:rFonts w:ascii="BRH Devanagari Extra" w:hAnsi="BRH Devanagari Extra" w:cs="BRH Devanagari Extra"/>
+                <w:sz w:val="40"/>
+                <w:szCs w:val="40"/>
+                <w:lang w:val="it-IT"/>
+              </w:rPr>
+              <w:t>eÉå</w:t>
+            </w:r>
+            <w:r>
+              <w:rPr>
+                <w:rFonts w:ascii="BRH Malayalam Extra" w:hAnsi="BRH Malayalam Extra" w:cs="BRH Devanagari Extra"/>
+                <w:b/>
+                <w:sz w:val="32"/>
+                <w:szCs w:val="40"/>
+                <w:lang w:val="it-IT"/>
+              </w:rPr>
+              <w:t>–</w:t>
+            </w:r>
+            <w:r>
+              <w:rPr>
+                <w:rFonts w:ascii="BRH Devanagari Extra" w:hAnsi="BRH Devanagari Extra" w:cs="BRH Devanagari Extra"/>
+                <w:sz w:val="40"/>
+                <w:szCs w:val="40"/>
+                <w:lang w:val="it-IT"/>
+              </w:rPr>
+              <w:t>qÉÉlÉþqÉç qÉÌWû</w:t>
+            </w:r>
+            <w:r>
+              <w:rPr>
+                <w:rFonts w:ascii="BRH Malayalam Extra" w:hAnsi="BRH Malayalam Extra" w:cs="BRH Devanagari Extra"/>
+                <w:b/>
+                <w:sz w:val="32"/>
+                <w:szCs w:val="40"/>
+                <w:lang w:val="it-IT"/>
+              </w:rPr>
+              <w:t>–</w:t>
+            </w:r>
+            <w:r>
+              <w:rPr>
+                <w:rFonts w:ascii="BRH Devanagari Extra" w:hAnsi="BRH Devanagari Extra" w:cs="BRH Devanagari Extra"/>
+                <w:sz w:val="40"/>
+                <w:szCs w:val="40"/>
+                <w:lang w:val="it-IT"/>
+              </w:rPr>
+              <w:t>qÉÉ</w:t>
+            </w:r>
+            <w:r>
+              <w:rPr>
+                <w:rFonts w:ascii="BRH Devanagari Extra" w:hAnsi="BRH Devanagari Extra" w:cs="BRH Devanagari Extra"/>
+                <w:sz w:val="40"/>
+                <w:szCs w:val="40"/>
+                <w:highlight w:val="green"/>
+                <w:lang w:val="it-IT"/>
+              </w:rPr>
+              <w:t>lÉÿq</w:t>
+            </w:r>
+            <w:r>
+              <w:rPr>
+                <w:rFonts w:ascii="BRH Devanagari Extra" w:hAnsi="BRH Devanagari Extra" w:cs="BRH Devanagari Extra"/>
+                <w:sz w:val="40"/>
+                <w:szCs w:val="40"/>
+                <w:lang w:val="it-IT"/>
+              </w:rPr>
+              <w:t xml:space="preserve">Éç | </w:t>
+            </w:r>
+          </w:p>
+          <w:p>
+            <w:pPr>
+              <w:widowControl w:val="0"/>
+              <w:autoSpaceDE w:val="0"/>
+              <w:autoSpaceDN w:val="0"/>
+              <w:adjustRightInd w:val="0"/>
+              <w:spacing w:before="0" w:line="240" w:lineRule="auto"/>
+              <w:rPr>
+                <w:rFonts w:ascii="BRH Devanagari Extra" w:hAnsi="BRH Devanagari Extra" w:cs="BRH Devanagari Extra"/>
+                <w:sz w:val="40"/>
+                <w:szCs w:val="40"/>
+                <w:lang w:val="it-IT"/>
+              </w:rPr>
+            </w:pPr>
+            <w:r>
+              <w:rPr>
+                <w:rFonts w:ascii="BRH Devanagari Extra" w:hAnsi="BRH Devanagari Extra" w:cs="BRH Devanagari Extra"/>
+                <w:sz w:val="40"/>
+                <w:szCs w:val="40"/>
+                <w:lang w:val="it-IT"/>
+              </w:rPr>
+              <w:t>qÉ</w:t>
+            </w:r>
+            <w:r>
+              <w:rPr>
+                <w:rFonts w:ascii="BRH Malayalam Extra" w:hAnsi="BRH Malayalam Extra" w:cs="BRH Devanagari Extra"/>
+                <w:b/>
+                <w:sz w:val="32"/>
+                <w:szCs w:val="40"/>
+                <w:lang w:val="it-IT"/>
+              </w:rPr>
+              <w:t>–</w:t>
+            </w:r>
+            <w:r>
+              <w:rPr>
+                <w:rFonts w:ascii="BRH Devanagari Extra" w:hAnsi="BRH Devanagari Extra" w:cs="BRH Devanagari Extra"/>
+                <w:sz w:val="40"/>
+                <w:szCs w:val="40"/>
+                <w:lang w:val="it-IT"/>
+              </w:rPr>
+              <w:t>ÌWû</w:t>
+            </w:r>
+            <w:r>
+              <w:rPr>
+                <w:rFonts w:ascii="BRH Malayalam Extra" w:hAnsi="BRH Malayalam Extra" w:cs="BRH Devanagari Extra"/>
+                <w:b/>
+                <w:sz w:val="32"/>
+                <w:szCs w:val="40"/>
+                <w:lang w:val="it-IT"/>
+              </w:rPr>
+              <w:t>–</w:t>
+            </w:r>
+            <w:r>
+              <w:rPr>
+                <w:rFonts w:ascii="BRH Devanagari Extra" w:hAnsi="BRH Devanagari Extra" w:cs="BRH Devanagari Extra"/>
+                <w:sz w:val="40"/>
+                <w:szCs w:val="40"/>
+                <w:lang w:val="it-IT"/>
+              </w:rPr>
+              <w:t>qÉÉlÉþqÉç aÉqÉårÉqÉç |</w:t>
             </w:r>
           </w:p>
         </w:tc>
@@ -1665,6 +2141,7 @@
                 <w:szCs w:val="32"/>
                 <w:lang w:val="en-IN" w:eastAsia="en-IN" w:bidi="ml-IN"/>
               </w:rPr>
+              <w:lastRenderedPageBreak/>
               <w:t>T.S.1.6.</w:t>
             </w:r>
             <w:r>
@@ -2103,7 +2580,6 @@
                 <w:szCs w:val="32"/>
                 <w:lang w:val="en-IN" w:eastAsia="en-IN" w:bidi="ml-IN"/>
               </w:rPr>
-              <w:lastRenderedPageBreak/>
               <w:t xml:space="preserve">Panchaati No. </w:t>
             </w:r>
             <w:r>
@@ -2143,7 +2619,6 @@
                 <w:sz w:val="40"/>
                 <w:szCs w:val="40"/>
               </w:rPr>
-              <w:lastRenderedPageBreak/>
               <w:t>Wû</w:t>
             </w:r>
             <w:r>
@@ -3810,6 +4285,7 @@
           <w:szCs w:val="32"/>
           <w:u w:val="single"/>
         </w:rPr>
+        <w:lastRenderedPageBreak/>
         <w:t>===========</w:t>
       </w:r>
     </w:p>
@@ -3856,7 +4332,6 @@
           <w:szCs w:val="32"/>
           <w:u w:val="single"/>
         </w:rPr>
-        <w:lastRenderedPageBreak/>
         <w:t xml:space="preserve">TS </w:t>
       </w:r>
       <w:r>
@@ -5561,6 +6036,7 @@
           <w:szCs w:val="40"/>
           <w:lang w:val="en-IN" w:eastAsia="en-IN"/>
         </w:rPr>
+        <w:lastRenderedPageBreak/>
         <w:t xml:space="preserve">"zlÉ" </w:t>
       </w:r>
       <w:r>
@@ -5569,16 +6045,7 @@
           <w:bCs/>
           <w:sz w:val="32"/>
         </w:rPr>
-        <w:t xml:space="preserve">replaced </w:t>
-      </w:r>
-      <w:proofErr w:type="gramStart"/>
-      <w:r>
-        <w:rPr>
-          <w:b/>
-          <w:bCs/>
-          <w:sz w:val="32"/>
-        </w:rPr>
-        <w:t>with</w:t>
+        <w:t>replaced with</w:t>
       </w:r>
       <w:r>
         <w:rPr>
@@ -5600,7 +6067,6 @@
         </w:rPr>
         <w:t>"</w:t>
       </w:r>
-      <w:proofErr w:type="gramEnd"/>
       <w:r>
         <w:rPr>
           <w:rFonts w:ascii="BRH Devanagari" w:hAnsi="BRH Devanagari" w:cs="BRH Devanagari"/>
@@ -5684,7 +6150,6 @@
           <w:szCs w:val="32"/>
           <w:u w:val="single"/>
         </w:rPr>
-        <w:lastRenderedPageBreak/>
         <w:t xml:space="preserve">TS </w:t>
       </w:r>
       <w:r>
@@ -6742,7 +7207,6 @@
               </w:rPr>
               <w:t>Uç</w:t>
             </w:r>
-            <w:proofErr w:type="gramStart"/>
             <w:r>
               <w:rPr>
                 <w:rFonts w:ascii="BRH Malayalam Extra" w:hAnsi="BRH Malayalam Extra" w:cs="BRH Devanagari Extra"/>
@@ -6760,17 +7224,7 @@
                 <w:sz w:val="40"/>
                 <w:szCs w:val="40"/>
               </w:rPr>
-              <w:t>.wÉÉÈ</w:t>
-            </w:r>
-            <w:proofErr w:type="gramEnd"/>
-            <w:r>
-              <w:rPr>
-                <w:rFonts w:ascii="BRH Devanagari Extra" w:hAnsi="BRH Devanagari Extra" w:cs="BRH Devanagari Extra"/>
-                <w:color w:val="000000"/>
-                <w:sz w:val="40"/>
-                <w:szCs w:val="40"/>
-              </w:rPr>
-              <w:t xml:space="preserve"> | </w:t>
+              <w:t xml:space="preserve">.wÉÉÈ | </w:t>
             </w:r>
           </w:p>
           <w:p>
@@ -6815,7 +7269,6 @@
               </w:rPr>
               <w:t>Uç</w:t>
             </w:r>
-            <w:proofErr w:type="gramStart"/>
             <w:r>
               <w:rPr>
                 <w:rFonts w:ascii="BRH Malayalam Extra" w:hAnsi="BRH Malayalam Extra" w:cs="BRH Devanagari Extra"/>
@@ -6845,7 +7298,6 @@
               </w:rPr>
               <w:t>È</w:t>
             </w:r>
-            <w:proofErr w:type="gramEnd"/>
             <w:r>
               <w:rPr>
                 <w:rFonts w:ascii="BRH Devanagari Extra" w:hAnsi="BRH Devanagari Extra" w:cs="BRH Devanagari Extra"/>
@@ -6986,7 +7438,6 @@
               </w:rPr>
               <w:t>Uç</w:t>
             </w:r>
-            <w:proofErr w:type="gramStart"/>
             <w:r>
               <w:rPr>
                 <w:rFonts w:ascii="BRH Malayalam Extra" w:hAnsi="BRH Malayalam Extra" w:cs="BRH Devanagari Extra"/>
@@ -7004,17 +7455,7 @@
                 <w:sz w:val="40"/>
                 <w:szCs w:val="40"/>
               </w:rPr>
-              <w:t>.wÉÉÈ</w:t>
-            </w:r>
-            <w:proofErr w:type="gramEnd"/>
-            <w:r>
-              <w:rPr>
-                <w:rFonts w:ascii="BRH Devanagari Extra" w:hAnsi="BRH Devanagari Extra" w:cs="BRH Devanagari Extra"/>
-                <w:color w:val="000000"/>
-                <w:sz w:val="40"/>
-                <w:szCs w:val="40"/>
-              </w:rPr>
-              <w:t xml:space="preserve"> | </w:t>
+              <w:t xml:space="preserve">.wÉÉÈ | </w:t>
             </w:r>
           </w:p>
           <w:p>
@@ -7059,7 +7500,6 @@
               </w:rPr>
               <w:t>Uç</w:t>
             </w:r>
-            <w:proofErr w:type="gramStart"/>
             <w:r>
               <w:rPr>
                 <w:rFonts w:ascii="BRH Malayalam Extra" w:hAnsi="BRH Malayalam Extra" w:cs="BRH Devanagari Extra"/>
@@ -7089,7 +7529,6 @@
               </w:rPr>
               <w:t>wÉÉ</w:t>
             </w:r>
-            <w:proofErr w:type="gramEnd"/>
             <w:r>
               <w:rPr>
                 <w:rFonts w:ascii="BRH Devanagari Extra" w:hAnsi="BRH Devanagari Extra" w:cs="BRH Devanagari Extra"/>
@@ -7429,6 +7868,7 @@
                 <w:szCs w:val="32"/>
                 <w:lang w:val="en-IN" w:eastAsia="en-IN" w:bidi="ml-IN"/>
               </w:rPr>
+              <w:lastRenderedPageBreak/>
               <w:t>T.S.1.6.7.1</w:t>
             </w:r>
             <w:r>
@@ -7694,7 +8134,6 @@
                 <w:szCs w:val="32"/>
                 <w:lang w:val="en-IN" w:eastAsia="en-IN" w:bidi="ml-IN"/>
               </w:rPr>
-              <w:lastRenderedPageBreak/>
               <w:t>T.S.1.6.9.3</w:t>
             </w:r>
             <w:r>
@@ -8361,7 +8800,6 @@
               </w:rPr>
               <w:t>–</w:t>
             </w:r>
-            <w:proofErr w:type="gramStart"/>
             <w:r>
               <w:rPr>
                 <w:rFonts w:ascii="BRH Devanagari Extra" w:hAnsi="BRH Devanagari Extra" w:cs="BRH Devanagari Extra"/>
@@ -8372,7 +8810,6 @@
               </w:rPr>
               <w:t>uÉ  L</w:t>
             </w:r>
-            <w:proofErr w:type="gramEnd"/>
             <w:r>
               <w:rPr>
                 <w:rFonts w:ascii="BRH Malayalam Extra" w:hAnsi="BRH Malayalam Extra" w:cs="BRH Devanagari Extra"/>
@@ -8523,20 +8960,8 @@
                 <w:szCs w:val="40"/>
                 <w:highlight w:val="green"/>
               </w:rPr>
-              <w:t xml:space="preserve">uÉ </w:t>
-            </w:r>
-            <w:proofErr w:type="gramStart"/>
-            <w:r>
-              <w:rPr>
-                <w:rFonts w:ascii="BRH Devanagari Extra" w:hAnsi="BRH Devanagari Extra" w:cs="BRH Devanagari Extra"/>
-                <w:color w:val="000000"/>
-                <w:sz w:val="40"/>
-                <w:szCs w:val="40"/>
-                <w:highlight w:val="green"/>
-              </w:rPr>
-              <w:t>|  L</w:t>
-            </w:r>
-            <w:proofErr w:type="gramEnd"/>
+              <w:t>uÉ |  L</w:t>
+            </w:r>
             <w:r>
               <w:rPr>
                 <w:rFonts w:ascii="BRH Malayalam Extra" w:hAnsi="BRH Malayalam Extra" w:cs="BRH Devanagari Extra"/>
@@ -9133,6 +9558,15 @@
                 <w:szCs w:val="40"/>
               </w:rPr>
               <w:br/>
+            </w:r>
+            <w:r>
+              <w:rPr>
+                <w:rFonts w:ascii="BRH Devanagari Extra" w:hAnsi="BRH Devanagari Extra" w:cs="BRH Devanagari Extra"/>
+                <w:color w:val="000000"/>
+                <w:sz w:val="40"/>
+                <w:szCs w:val="40"/>
+              </w:rPr>
+              <w:lastRenderedPageBreak/>
               <w:t>(</w:t>
             </w:r>
             <w:r>
@@ -9193,6 +9627,7 @@
                 <w:szCs w:val="32"/>
                 <w:lang w:bidi="ml-IN"/>
               </w:rPr>
+              <w:lastRenderedPageBreak/>
               <w:t xml:space="preserve">T.S.1.6.11.7 </w:t>
             </w:r>
             <w:r>
@@ -9213,18 +9648,7 @@
                 <w:szCs w:val="32"/>
                 <w:lang w:bidi="ml-IN"/>
               </w:rPr>
-              <w:t xml:space="preserve"> </w:t>
-            </w:r>
-            <w:r>
-              <w:rPr>
-                <w:rFonts w:cs="Arial"/>
-                <w:color w:val="000000"/>
-                <w:sz w:val="32"/>
-                <w:szCs w:val="32"/>
-                <w:lang w:bidi="ml-IN"/>
-              </w:rPr>
-              <w:lastRenderedPageBreak/>
-              <w:t>Kramam</w:t>
+              <w:t xml:space="preserve"> Kramam</w:t>
             </w:r>
           </w:p>
           <w:p>
@@ -9308,7 +9732,6 @@
                 <w:sz w:val="40"/>
                 <w:szCs w:val="40"/>
               </w:rPr>
-              <w:lastRenderedPageBreak/>
               <w:t>rÉ</w:t>
             </w:r>
             <w:r>
@@ -9348,7 +9771,6 @@
                 <w:sz w:val="40"/>
                 <w:szCs w:val="40"/>
               </w:rPr>
-              <w:lastRenderedPageBreak/>
               <w:t>ÌiÉ</w:t>
             </w:r>
             <w:r>
@@ -9439,7 +9861,6 @@
                 <w:sz w:val="40"/>
                 <w:szCs w:val="40"/>
               </w:rPr>
-              <w:lastRenderedPageBreak/>
               <w:t>rÉ</w:t>
             </w:r>
             <w:r>
@@ -9483,7 +9904,6 @@
                 <w:sz w:val="40"/>
                 <w:szCs w:val="40"/>
               </w:rPr>
-              <w:lastRenderedPageBreak/>
               <w:t>ÌiÉ</w:t>
             </w:r>
             <w:r>
@@ -9552,7 +9972,6 @@
           <w:b/>
           <w:sz w:val="32"/>
         </w:rPr>
-        <w:lastRenderedPageBreak/>
         <w:t>===================================</w:t>
       </w:r>
     </w:p>

--- a/TS-Kramam/TS-1.6/TS 1.6 Sanskrit Krama Paatam Corrections.docx
+++ b/TS-Kramam/TS-1.6/TS 1.6 Sanskrit Krama Paatam Corrections.docx
@@ -31,7 +31,27 @@
           <w:szCs w:val="32"/>
           <w:u w:val="single"/>
         </w:rPr>
-        <w:t>30th Jan 2026</w:t>
+        <w:t>3</w:t>
+      </w:r>
+      <w:r>
+        <w:rPr>
+          <w:b/>
+          <w:bCs/>
+          <w:sz w:val="32"/>
+          <w:szCs w:val="32"/>
+          <w:u w:val="single"/>
+        </w:rPr>
+        <w:t>1st May</w:t>
+      </w:r>
+      <w:r>
+        <w:rPr>
+          <w:b/>
+          <w:bCs/>
+          <w:sz w:val="32"/>
+          <w:szCs w:val="32"/>
+          <w:u w:val="single"/>
+        </w:rPr>
+        <w:t xml:space="preserve"> 2026</w:t>
       </w:r>
     </w:p>
     <w:p>
@@ -978,7 +998,7 @@
                 <w:bCs/>
                 <w:sz w:val="28"/>
                 <w:szCs w:val="36"/>
-                <w:lang w:val="it-IT" w:bidi="ml-IN"/>
+                <w:lang w:val="en-IN" w:bidi="ml-IN"/>
               </w:rPr>
             </w:pPr>
             <w:r>
@@ -988,7 +1008,7 @@
                 <w:bCs/>
                 <w:sz w:val="28"/>
                 <w:szCs w:val="36"/>
-                <w:lang w:val="it-IT" w:bidi="ml-IN"/>
+                <w:lang w:val="en-IN" w:bidi="ml-IN"/>
               </w:rPr>
               <w:t xml:space="preserve">Krama Vaakyam No. </w:t>
             </w:r>
@@ -999,7 +1019,7 @@
                 <w:bCs/>
                 <w:sz w:val="28"/>
                 <w:szCs w:val="36"/>
-                <w:lang w:val="it-IT" w:bidi="ml-IN"/>
+                <w:lang w:val="en-IN" w:bidi="ml-IN"/>
               </w:rPr>
               <w:t>1</w:t>
             </w:r>
@@ -1010,7 +1030,7 @@
                 <w:bCs/>
                 <w:sz w:val="28"/>
                 <w:szCs w:val="36"/>
-                <w:lang w:val="it-IT" w:bidi="ml-IN"/>
+                <w:lang w:val="en-IN" w:bidi="ml-IN"/>
               </w:rPr>
               <w:t>6</w:t>
             </w:r>
@@ -1938,6 +1958,42 @@
           <w:u w:val="single"/>
         </w:rPr>
       </w:pPr>
+    </w:p>
+    <w:p>
+      <w:pPr>
+        <w:jc w:val="center"/>
+        <w:rPr>
+          <w:b/>
+          <w:bCs/>
+          <w:sz w:val="32"/>
+          <w:szCs w:val="32"/>
+          <w:u w:val="single"/>
+        </w:rPr>
+      </w:pPr>
+    </w:p>
+    <w:p>
+      <w:pPr>
+        <w:jc w:val="center"/>
+        <w:rPr>
+          <w:b/>
+          <w:bCs/>
+          <w:sz w:val="32"/>
+          <w:szCs w:val="32"/>
+          <w:u w:val="single"/>
+        </w:rPr>
+      </w:pPr>
+    </w:p>
+    <w:p>
+      <w:pPr>
+        <w:jc w:val="center"/>
+        <w:rPr>
+          <w:b/>
+          <w:bCs/>
+          <w:sz w:val="32"/>
+          <w:szCs w:val="32"/>
+          <w:u w:val="single"/>
+        </w:rPr>
+      </w:pPr>
       <w:r>
         <w:rPr>
           <w:b/>
@@ -1946,6 +2002,7 @@
           <w:szCs w:val="32"/>
           <w:u w:val="single"/>
         </w:rPr>
+        <w:lastRenderedPageBreak/>
         <w:t xml:space="preserve">TS Krama Paatam – TS 1.6 Sanskrit Corrections – Observed till </w:t>
       </w:r>
       <w:r>
@@ -2141,7 +2198,6 @@
                 <w:szCs w:val="32"/>
                 <w:lang w:val="en-IN" w:eastAsia="en-IN" w:bidi="ml-IN"/>
               </w:rPr>
-              <w:lastRenderedPageBreak/>
               <w:t>T.S.1.6.</w:t>
             </w:r>
             <w:r>
@@ -3560,6 +3616,7 @@
                 <w:szCs w:val="32"/>
                 <w:lang w:val="en-IN" w:eastAsia="en-IN" w:bidi="ml-IN"/>
               </w:rPr>
+              <w:lastRenderedPageBreak/>
               <w:t>T.S.1.6.</w:t>
             </w:r>
             <w:r>
@@ -4285,7 +4342,6 @@
           <w:szCs w:val="32"/>
           <w:u w:val="single"/>
         </w:rPr>
-        <w:lastRenderedPageBreak/>
         <w:t>===========</w:t>
       </w:r>
     </w:p>
@@ -5399,6 +5455,7 @@
                 <w:szCs w:val="32"/>
                 <w:lang w:val="en-IN" w:eastAsia="en-IN" w:bidi="ml-IN"/>
               </w:rPr>
+              <w:lastRenderedPageBreak/>
               <w:t>T.S.1.6.11.2 - Kramam</w:t>
             </w:r>
           </w:p>
@@ -6036,7 +6093,6 @@
           <w:szCs w:val="40"/>
           <w:lang w:val="en-IN" w:eastAsia="en-IN"/>
         </w:rPr>
-        <w:lastRenderedPageBreak/>
         <w:t xml:space="preserve">"zlÉ" </w:t>
       </w:r>
       <w:r>
@@ -6045,7 +6101,16 @@
           <w:bCs/>
           <w:sz w:val="32"/>
         </w:rPr>
-        <w:t>replaced with</w:t>
+        <w:t xml:space="preserve">replaced </w:t>
+      </w:r>
+      <w:proofErr w:type="gramStart"/>
+      <w:r>
+        <w:rPr>
+          <w:b/>
+          <w:bCs/>
+          <w:sz w:val="32"/>
+        </w:rPr>
+        <w:t>with</w:t>
       </w:r>
       <w:r>
         <w:rPr>
@@ -6067,6 +6132,7 @@
         </w:rPr>
         <w:t>"</w:t>
       </w:r>
+      <w:proofErr w:type="gramEnd"/>
       <w:r>
         <w:rPr>
           <w:rFonts w:ascii="BRH Devanagari" w:hAnsi="BRH Devanagari" w:cs="BRH Devanagari"/>
@@ -7031,6 +7097,7 @@
                 <w:szCs w:val="32"/>
                 <w:lang w:val="en-IN" w:eastAsia="en-IN" w:bidi="ml-IN"/>
               </w:rPr>
+              <w:lastRenderedPageBreak/>
               <w:t>T.S.1.6.2.3</w:t>
             </w:r>
             <w:r>
@@ -7207,6 +7274,7 @@
               </w:rPr>
               <w:t>Uç</w:t>
             </w:r>
+            <w:proofErr w:type="gramStart"/>
             <w:r>
               <w:rPr>
                 <w:rFonts w:ascii="BRH Malayalam Extra" w:hAnsi="BRH Malayalam Extra" w:cs="BRH Devanagari Extra"/>
@@ -7224,7 +7292,17 @@
                 <w:sz w:val="40"/>
                 <w:szCs w:val="40"/>
               </w:rPr>
-              <w:t xml:space="preserve">.wÉÉÈ | </w:t>
+              <w:t>.wÉÉÈ</w:t>
+            </w:r>
+            <w:proofErr w:type="gramEnd"/>
+            <w:r>
+              <w:rPr>
+                <w:rFonts w:ascii="BRH Devanagari Extra" w:hAnsi="BRH Devanagari Extra" w:cs="BRH Devanagari Extra"/>
+                <w:color w:val="000000"/>
+                <w:sz w:val="40"/>
+                <w:szCs w:val="40"/>
+              </w:rPr>
+              <w:t xml:space="preserve"> | </w:t>
             </w:r>
           </w:p>
           <w:p>
@@ -7269,6 +7347,7 @@
               </w:rPr>
               <w:t>Uç</w:t>
             </w:r>
+            <w:proofErr w:type="gramStart"/>
             <w:r>
               <w:rPr>
                 <w:rFonts w:ascii="BRH Malayalam Extra" w:hAnsi="BRH Malayalam Extra" w:cs="BRH Devanagari Extra"/>
@@ -7298,6 +7377,7 @@
               </w:rPr>
               <w:t>È</w:t>
             </w:r>
+            <w:proofErr w:type="gramEnd"/>
             <w:r>
               <w:rPr>
                 <w:rFonts w:ascii="BRH Devanagari Extra" w:hAnsi="BRH Devanagari Extra" w:cs="BRH Devanagari Extra"/>
@@ -7438,6 +7518,7 @@
               </w:rPr>
               <w:t>Uç</w:t>
             </w:r>
+            <w:proofErr w:type="gramStart"/>
             <w:r>
               <w:rPr>
                 <w:rFonts w:ascii="BRH Malayalam Extra" w:hAnsi="BRH Malayalam Extra" w:cs="BRH Devanagari Extra"/>
@@ -7455,7 +7536,17 @@
                 <w:sz w:val="40"/>
                 <w:szCs w:val="40"/>
               </w:rPr>
-              <w:t xml:space="preserve">.wÉÉÈ | </w:t>
+              <w:t>.wÉÉÈ</w:t>
+            </w:r>
+            <w:proofErr w:type="gramEnd"/>
+            <w:r>
+              <w:rPr>
+                <w:rFonts w:ascii="BRH Devanagari Extra" w:hAnsi="BRH Devanagari Extra" w:cs="BRH Devanagari Extra"/>
+                <w:color w:val="000000"/>
+                <w:sz w:val="40"/>
+                <w:szCs w:val="40"/>
+              </w:rPr>
+              <w:t xml:space="preserve"> | </w:t>
             </w:r>
           </w:p>
           <w:p>
@@ -7500,6 +7591,7 @@
               </w:rPr>
               <w:t>Uç</w:t>
             </w:r>
+            <w:proofErr w:type="gramStart"/>
             <w:r>
               <w:rPr>
                 <w:rFonts w:ascii="BRH Malayalam Extra" w:hAnsi="BRH Malayalam Extra" w:cs="BRH Devanagari Extra"/>
@@ -7529,6 +7621,7 @@
               </w:rPr>
               <w:t>wÉÉ</w:t>
             </w:r>
+            <w:proofErr w:type="gramEnd"/>
             <w:r>
               <w:rPr>
                 <w:rFonts w:ascii="BRH Devanagari Extra" w:hAnsi="BRH Devanagari Extra" w:cs="BRH Devanagari Extra"/>
@@ -7868,7 +7961,6 @@
                 <w:szCs w:val="32"/>
                 <w:lang w:val="en-IN" w:eastAsia="en-IN" w:bidi="ml-IN"/>
               </w:rPr>
-              <w:lastRenderedPageBreak/>
               <w:t>T.S.1.6.7.1</w:t>
             </w:r>
             <w:r>
@@ -8800,6 +8892,7 @@
               </w:rPr>
               <w:t>–</w:t>
             </w:r>
+            <w:proofErr w:type="gramStart"/>
             <w:r>
               <w:rPr>
                 <w:rFonts w:ascii="BRH Devanagari Extra" w:hAnsi="BRH Devanagari Extra" w:cs="BRH Devanagari Extra"/>
@@ -8810,6 +8903,7 @@
               </w:rPr>
               <w:t>uÉ  L</w:t>
             </w:r>
+            <w:proofErr w:type="gramEnd"/>
             <w:r>
               <w:rPr>
                 <w:rFonts w:ascii="BRH Malayalam Extra" w:hAnsi="BRH Malayalam Extra" w:cs="BRH Devanagari Extra"/>
@@ -8960,8 +9054,20 @@
                 <w:szCs w:val="40"/>
                 <w:highlight w:val="green"/>
               </w:rPr>
-              <w:t>uÉ |  L</w:t>
-            </w:r>
+              <w:t xml:space="preserve">uÉ </w:t>
+            </w:r>
+            <w:proofErr w:type="gramStart"/>
+            <w:r>
+              <w:rPr>
+                <w:rFonts w:ascii="BRH Devanagari Extra" w:hAnsi="BRH Devanagari Extra" w:cs="BRH Devanagari Extra"/>
+                <w:color w:val="000000"/>
+                <w:sz w:val="40"/>
+                <w:szCs w:val="40"/>
+                <w:highlight w:val="green"/>
+              </w:rPr>
+              <w:t>|  L</w:t>
+            </w:r>
+            <w:proofErr w:type="gramEnd"/>
             <w:r>
               <w:rPr>
                 <w:rFonts w:ascii="BRH Malayalam Extra" w:hAnsi="BRH Malayalam Extra" w:cs="BRH Devanagari Extra"/>
@@ -9076,6 +9182,7 @@
           <w:szCs w:val="32"/>
           <w:u w:val="single"/>
         </w:rPr>
+        <w:lastRenderedPageBreak/>
         <w:t>==================================</w:t>
       </w:r>
     </w:p>
@@ -9558,15 +9665,6 @@
                 <w:szCs w:val="40"/>
               </w:rPr>
               <w:br/>
-            </w:r>
-            <w:r>
-              <w:rPr>
-                <w:rFonts w:ascii="BRH Devanagari Extra" w:hAnsi="BRH Devanagari Extra" w:cs="BRH Devanagari Extra"/>
-                <w:color w:val="000000"/>
-                <w:sz w:val="40"/>
-                <w:szCs w:val="40"/>
-              </w:rPr>
-              <w:lastRenderedPageBreak/>
               <w:t>(</w:t>
             </w:r>
             <w:r>
@@ -9627,7 +9725,6 @@
                 <w:szCs w:val="32"/>
                 <w:lang w:bidi="ml-IN"/>
               </w:rPr>
-              <w:lastRenderedPageBreak/>
               <w:t xml:space="preserve">T.S.1.6.11.7 </w:t>
             </w:r>
             <w:r>
